--- a/public/fun/forms/자기소개서_브랜드·그래픽디자이너_6_NCS4문항형.docx
+++ b/public/fun/forms/자기소개서_브랜드·그래픽디자이너_6_NCS4문항형.docx
@@ -258,7 +258,7 @@
                 <w:color w:val="8A929C"/>
                 <w:sz w:val="17"/>
               </w:rPr>
-              <w:t>(600자)</w:t>
+              <w:t>(600자 · STAR로)</w:t>
             </w:r>
           </w:p>
         </w:tc>

--- a/public/fun/forms/자기소개서_브랜드·그래픽디자이너_6_NCS4문항형.docx
+++ b/public/fun/forms/자기소개서_브랜드·그래픽디자이너_6_NCS4문항형.docx
@@ -1048,7 +1048,7 @@
                 <w:color w:val="3D8577"/>
                 <w:sz w:val="19"/>
               </w:rPr>
-              <w:t>오래된 이미지로 20대 고객 유입이 낮았음</w:t>
+              <w:t>오래된 이미지로 신규 고객 유입이 낮았음</w:t>
             </w:r>
           </w:p>
         </w:tc>
@@ -1186,7 +1186,7 @@
                 <w:color w:val="3D8577"/>
                 <w:sz w:val="19"/>
               </w:rPr>
-              <w:t>신규 구매자 중 20대 비율 12% → 27%</w:t>
+              <w:t>신규 구매자 비율 12% → 27%</w:t>
             </w:r>
           </w:p>
         </w:tc>
